--- a/Thesis/DeCuong_ChiTiet_ChuyenDe1.docx
+++ b/Thesis/DeCuong_ChiTiet_ChuyenDe1.docx
@@ -2231,44 +2231,32 @@
         <w:tc>
           <w:tcPr/>
           <w:p>
-            <w:pPr>
-              <w:pStyle w:val="Compact"/>
-            </w:pPr>
-            <w:r>
-              <w:t xml:space="preserve">Công bố</w:t>
+            <w:r>
+              <w:t>Công bố</w:t>
             </w:r>
           </w:p>
         </w:tc>
         <w:tc>
           <w:tcPr/>
           <w:p>
-            <w:pPr>
-              <w:pStyle w:val="Compact"/>
-            </w:pPr>
-            <w:r>
-              <w:t xml:space="preserve">Đối tượng</w:t>
+            <w:r>
+              <w:t>Đối tượng</w:t>
             </w:r>
           </w:p>
         </w:tc>
         <w:tc>
           <w:tcPr/>
           <w:p>
-            <w:pPr>
-              <w:pStyle w:val="Compact"/>
-            </w:pPr>
-            <w:r>
-              <w:t xml:space="preserve">Thuật toán</w:t>
+            <w:r>
+              <w:t>Thuật toán</w:t>
             </w:r>
           </w:p>
         </w:tc>
         <w:tc>
           <w:tcPr/>
           <w:p>
-            <w:pPr>
-              <w:pStyle w:val="Compact"/>
-            </w:pPr>
-            <w:r>
-              <w:t xml:space="preserve">Nhận định rút ra cho CĐ1</w:t>
+            <w:r>
+              <w:t>Nhận định rút ra cho CĐ1</w:t>
             </w:r>
           </w:p>
         </w:tc>
@@ -2277,60 +2265,32 @@
         <w:tc>
           <w:tcPr/>
           <w:p>
-            <w:pPr>
-              <w:pStyle w:val="Compact"/>
-            </w:pPr>
-            <w:r>
-              <w:t xml:space="preserve">#1</w:t>
-            </w:r>
-            <w:r>
-              <w:t xml:space="preserve"> </w:t>
-            </w:r>
-            <w:r>
-              <w:rPr>
-                <w:i/>
-                <w:iCs/>
-              </w:rPr>
-              <w:t xml:space="preserve">Efficient Design of Single Mooring Buoy Lines: A MOMSA-Based Approach</w:t>
-            </w:r>
-            <w:r>
-              <w:t xml:space="preserve"> </w:t>
-            </w:r>
-            <w:r>
-              <w:t xml:space="preserve">(SHM&amp;ES 2025, LNCE 747)</w:t>
+            <w:r>
+              <w:t>#1 Efficient Design of Single Mooring Buoy Lines: A MOMSA-Based Approach</w:t>
             </w:r>
           </w:p>
         </w:tc>
         <w:tc>
           <w:tcPr/>
           <w:p>
-            <w:pPr>
-              <w:pStyle w:val="Compact"/>
-            </w:pPr>
-            <w:r>
-              <w:t xml:space="preserve">Dây neo phao đơn</w:t>
+            <w:r>
+              <w:t>Dây neo phao đơn</w:t>
             </w:r>
           </w:p>
         </w:tc>
         <w:tc>
           <w:tcPr/>
           <w:p>
-            <w:pPr>
-              <w:pStyle w:val="Compact"/>
-            </w:pPr>
-            <w:r>
-              <w:t xml:space="preserve">MOMSA</w:t>
+            <w:r>
+              <w:t>MOMSA</w:t>
             </w:r>
           </w:p>
         </w:tc>
         <w:tc>
           <w:tcPr/>
           <w:p>
-            <w:pPr>
-              <w:pStyle w:val="Compact"/>
-            </w:pPr>
-            <w:r>
-              <w:t xml:space="preserve">MOMSA giải được nhưng không có cơ chế chuyên biệt hóa cho ràng buộc cọc–bệ</w:t>
+            <w:r>
+              <w:t>MOO có thể áp dụng, nhưng chưa chuyên biệt hóa cho ràng buộc cọc-bệ.</w:t>
             </w:r>
           </w:p>
         </w:tc>
@@ -2339,60 +2299,32 @@
         <w:tc>
           <w:tcPr/>
           <w:p>
-            <w:pPr>
-              <w:pStyle w:val="Compact"/>
-            </w:pPr>
-            <w:r>
-              <w:t xml:space="preserve">#2</w:t>
-            </w:r>
-            <w:r>
-              <w:t xml:space="preserve"> </w:t>
-            </w:r>
-            <w:r>
-              <w:rPr>
-                <w:i/>
-                <w:iCs/>
-              </w:rPr>
-              <w:t xml:space="preserve">On Optimization of Gravity Retaining Wall…</w:t>
-            </w:r>
-            <w:r>
-              <w:t xml:space="preserve"> </w:t>
-            </w:r>
-            <w:r>
-              <w:t xml:space="preserve">(VSOE 2024, LNCE 590)</w:t>
+            <w:r>
+              <w:t>#3 Tối ưu thể tích bê tông kết cấu tường chắn phía sau cầu tàu bằng SFOA</w:t>
             </w:r>
           </w:p>
         </w:tc>
         <w:tc>
           <w:tcPr/>
           <w:p>
-            <w:pPr>
-              <w:pStyle w:val="Compact"/>
-            </w:pPr>
-            <w:r>
-              <w:t xml:space="preserve">Tường chắn trọng lực</w:t>
+            <w:r>
+              <w:t>Tường chắn sau cầu tàu</w:t>
             </w:r>
           </w:p>
         </w:tc>
         <w:tc>
           <w:tcPr/>
           <w:p>
-            <w:pPr>
-              <w:pStyle w:val="Compact"/>
-            </w:pPr>
-            <w:r>
-              <w:t xml:space="preserve">Thuật toán SOO</w:t>
+            <w:r>
+              <w:t>SFOA</w:t>
             </w:r>
           </w:p>
         </w:tc>
         <w:tc>
           <w:tcPr/>
           <w:p>
-            <w:pPr>
-              <w:pStyle w:val="Compact"/>
-            </w:pPr>
-            <w:r>
-              <w:t xml:space="preserve">Minh chứng thêm dạng bài toán tối ưu theo tiêu chuẩn khác, cùng logic ràng buộc code-based</w:t>
+            <w:r>
+              <w:t>Bằng chứng SOO trực tiếp để chốt SFOA làm nền tảng MOSFOA.</w:t>
             </w:r>
           </w:p>
         </w:tc>
@@ -2401,60 +2333,74 @@
         <w:tc>
           <w:tcPr/>
           <w:p>
-            <w:pPr>
-              <w:pStyle w:val="Compact"/>
-            </w:pPr>
-            <w:r>
-              <w:t xml:space="preserve">#5</w:t>
-            </w:r>
-            <w:r>
-              <w:t xml:space="preserve"> </w:t>
-            </w:r>
-            <w:r>
-              <w:rPr>
-                <w:i/>
-                <w:iCs/>
-              </w:rPr>
-              <w:t xml:space="preserve">Multi-objective optimization of I-section steel frames under TCVN 5575:2024…</w:t>
-            </w:r>
-            <w:r>
-              <w:t xml:space="preserve"> </w:t>
-            </w:r>
-            <w:r>
-              <w:t xml:space="preserve">(ICERA 2026)</w:t>
+            <w:r>
+              <w:t>#4 Multi-objective optimization of I-section steel frames under TCVN 5575:2024</w:t>
             </w:r>
           </w:p>
         </w:tc>
         <w:tc>
           <w:tcPr/>
           <w:p>
-            <w:pPr>
-              <w:pStyle w:val="Compact"/>
-            </w:pPr>
-            <w:r>
-              <w:t xml:space="preserve">Khung thép nhà điều hành cảng</w:t>
+            <w:r>
+              <w:t>Khung thép hạ tầng cảng</w:t>
             </w:r>
           </w:p>
         </w:tc>
         <w:tc>
           <w:tcPr/>
           <w:p>
-            <w:pPr>
-              <w:pStyle w:val="Compact"/>
-            </w:pPr>
-            <w:r>
-              <w:t xml:space="preserve">So sánh nhiều metaheuristic</w:t>
+            <w:r>
+              <w:t>So sánh metaheuristic</w:t>
             </w:r>
           </w:p>
         </w:tc>
         <w:tc>
           <w:tcPr/>
           <w:p>
-            <w:pPr>
-              <w:pStyle w:val="Compact"/>
-            </w:pPr>
-            <w:r>
-              <w:t xml:space="preserve">Minh chứng khung đánh giá thuật toán (2.1–2.4) áp dụng được trên hệ tiêu chuẩn khác (thép, TCVN 5575:2024)</w:t>
+            <w:r>
+              <w:t>Khung đánh giá thuật toán áp dụng được trên hệ tiêu chuẩn thép khác.</w:t>
+            </w:r>
+          </w:p>
+        </w:tc>
+      </w:tr>
+      <w:tr>
+        <w:tc>
+          <w:tcPr>
+            <w:tcW w:type="dxa" w:w="1980"/>
+          </w:tcPr>
+          <w:p>
+            <w:r>
+              <w:t>#5-#7 Các công bố MOSFOA trên hệ cọc cầu tàu</w:t>
+            </w:r>
+          </w:p>
+        </w:tc>
+        <w:tc>
+          <w:tcPr>
+            <w:tcW w:type="dxa" w:w="1980"/>
+          </w:tcPr>
+          <w:p>
+            <w:r>
+              <w:t>Case, quy mô, tải trọng và địa kỹ thuật khác nhau</w:t>
+            </w:r>
+          </w:p>
+        </w:tc>
+        <w:tc>
+          <w:tcPr>
+            <w:tcW w:type="dxa" w:w="1980"/>
+          </w:tcPr>
+          <w:p>
+            <w:r>
+              <w:t>MOSFOA/MOFDA</w:t>
+            </w:r>
+          </w:p>
+        </w:tc>
+        <w:tc>
+          <w:tcPr>
+            <w:tcW w:type="dxa" w:w="1980"/>
+          </w:tcPr>
+          <w:p>
+            <w:r>
+              <w:t>Chỉ dùng để chỉ ra yêu cầu kiểm chứng chuyển giao; số liệu chi tiết thuộc CĐ3/Chương 6.</w:t>
             </w:r>
           </w:p>
         </w:tc>

--- a/Thesis/DeCuong_ChiTiet_ChuyenDe1.docx
+++ b/Thesis/DeCuong_ChiTiet_ChuyenDe1.docx
@@ -28,7 +28,7 @@
         </w:p>
       </w:sdtContent>
     </w:sdt>
-    <w:bookmarkStart w:id="23" w:name="đề-cương-chi-tiết-chuyên-đề-tiến-sĩ-số-1"/>
+    <w:bookmarkStart w:id="24" w:name="đề-cương-chi-tiết-chuyên-đề-tiến-sĩ-số-1"/>
     <w:p>
       <w:pPr>
         <w:pStyle w:val="Heading1"/>
@@ -2231,32 +2231,44 @@
         <w:tc>
           <w:tcPr/>
           <w:p>
-            <w:r>
-              <w:t>Công bố</w:t>
+            <w:pPr>
+              <w:pStyle w:val="Compact"/>
+            </w:pPr>
+            <w:r>
+              <w:t xml:space="preserve">Công bố</w:t>
             </w:r>
           </w:p>
         </w:tc>
         <w:tc>
           <w:tcPr/>
           <w:p>
-            <w:r>
-              <w:t>Đối tượng</w:t>
+            <w:pPr>
+              <w:pStyle w:val="Compact"/>
+            </w:pPr>
+            <w:r>
+              <w:t xml:space="preserve">Đối tượng</w:t>
             </w:r>
           </w:p>
         </w:tc>
         <w:tc>
           <w:tcPr/>
           <w:p>
-            <w:r>
-              <w:t>Thuật toán</w:t>
+            <w:pPr>
+              <w:pStyle w:val="Compact"/>
+            </w:pPr>
+            <w:r>
+              <w:t xml:space="preserve">Thuật toán</w:t>
             </w:r>
           </w:p>
         </w:tc>
         <w:tc>
           <w:tcPr/>
           <w:p>
-            <w:r>
-              <w:t>Nhận định rút ra cho CĐ1</w:t>
+            <w:pPr>
+              <w:pStyle w:val="Compact"/>
+            </w:pPr>
+            <w:r>
+              <w:t xml:space="preserve">Nhận định rút ra cho CĐ1</w:t>
             </w:r>
           </w:p>
         </w:tc>
@@ -2265,32 +2277,54 @@
         <w:tc>
           <w:tcPr/>
           <w:p>
-            <w:r>
-              <w:t>#1 Efficient Design of Single Mooring Buoy Lines: A MOMSA-Based Approach</w:t>
+            <w:pPr>
+              <w:pStyle w:val="Compact"/>
+            </w:pPr>
+            <w:r>
+              <w:t xml:space="preserve">#1</w:t>
+            </w:r>
+            <w:r>
+              <w:t xml:space="preserve"> </w:t>
+            </w:r>
+            <w:r>
+              <w:rPr>
+                <w:i/>
+                <w:iCs/>
+              </w:rPr>
+              <w:t xml:space="preserve">Efficient Design of Single Mooring Buoy Lines: A MOMSA-Based Approach</w:t>
             </w:r>
           </w:p>
         </w:tc>
         <w:tc>
           <w:tcPr/>
           <w:p>
-            <w:r>
-              <w:t>Dây neo phao đơn</w:t>
+            <w:pPr>
+              <w:pStyle w:val="Compact"/>
+            </w:pPr>
+            <w:r>
+              <w:t xml:space="preserve">Dây neo phao đơn</w:t>
             </w:r>
           </w:p>
         </w:tc>
         <w:tc>
           <w:tcPr/>
           <w:p>
-            <w:r>
-              <w:t>MOMSA</w:t>
+            <w:pPr>
+              <w:pStyle w:val="Compact"/>
+            </w:pPr>
+            <w:r>
+              <w:t xml:space="preserve">MOMSA</w:t>
             </w:r>
           </w:p>
         </w:tc>
         <w:tc>
           <w:tcPr/>
           <w:p>
-            <w:r>
-              <w:t>MOO có thể áp dụng, nhưng chưa chuyên biệt hóa cho ràng buộc cọc-bệ.</w:t>
+            <w:pPr>
+              <w:pStyle w:val="Compact"/>
+            </w:pPr>
+            <w:r>
+              <w:t xml:space="preserve">MOMSA cho thấy khả năng áp dụng MOO nhưng chưa chuyên biệt hóa cho ràng buộc cọc–bệ.</w:t>
             </w:r>
           </w:p>
         </w:tc>
@@ -2299,32 +2333,54 @@
         <w:tc>
           <w:tcPr/>
           <w:p>
-            <w:r>
-              <w:t>#3 Tối ưu thể tích bê tông kết cấu tường chắn phía sau cầu tàu bằng SFOA</w:t>
+            <w:pPr>
+              <w:pStyle w:val="Compact"/>
+            </w:pPr>
+            <w:r>
+              <w:t xml:space="preserve">#3</w:t>
+            </w:r>
+            <w:r>
+              <w:t xml:space="preserve"> </w:t>
+            </w:r>
+            <w:r>
+              <w:rPr>
+                <w:i/>
+                <w:iCs/>
+              </w:rPr>
+              <w:t xml:space="preserve">Tối ưu thể tích bê tông kết cấu tường chắn phía sau cầu tàu bằng thuật toán tối ưu Sao biển (SFOA)</w:t>
             </w:r>
           </w:p>
         </w:tc>
         <w:tc>
           <w:tcPr/>
           <w:p>
-            <w:r>
-              <w:t>Tường chắn sau cầu tàu</w:t>
+            <w:pPr>
+              <w:pStyle w:val="Compact"/>
+            </w:pPr>
+            <w:r>
+              <w:t xml:space="preserve">Tường chắn sau cầu tàu</w:t>
             </w:r>
           </w:p>
         </w:tc>
         <w:tc>
           <w:tcPr/>
           <w:p>
-            <w:r>
-              <w:t>SFOA</w:t>
+            <w:pPr>
+              <w:pStyle w:val="Compact"/>
+            </w:pPr>
+            <w:r>
+              <w:t xml:space="preserve">SFOA</w:t>
             </w:r>
           </w:p>
         </w:tc>
         <w:tc>
           <w:tcPr/>
           <w:p>
-            <w:r>
-              <w:t>Bằng chứng SOO trực tiếp để chốt SFOA làm nền tảng MOSFOA.</w:t>
+            <w:pPr>
+              <w:pStyle w:val="Compact"/>
+            </w:pPr>
+            <w:r>
+              <w:t xml:space="preserve">Bằng chứng SOO trực tiếp để chốt SFOA làm nền tảng; dẫn tới các yêu cầu archive, đa dạng và leader selection khi chuyển sang MOO.</w:t>
             </w:r>
           </w:p>
         </w:tc>
@@ -2333,74 +2389,135 @@
         <w:tc>
           <w:tcPr/>
           <w:p>
-            <w:r>
-              <w:t>#4 Multi-objective optimization of I-section steel frames under TCVN 5575:2024</w:t>
+            <w:pPr>
+              <w:pStyle w:val="Compact"/>
+            </w:pPr>
+            <w:r>
+              <w:t xml:space="preserve">#4</w:t>
+            </w:r>
+            <w:r>
+              <w:t xml:space="preserve"> </w:t>
+            </w:r>
+            <w:r>
+              <w:rPr>
+                <w:i/>
+                <w:iCs/>
+              </w:rPr>
+              <w:t xml:space="preserve">Multi-objective Optimization of I-section Steel Frames under TCVN 5575:2024: A Comparative Study of Metaheuristic Algorithms</w:t>
+            </w:r>
+            <w:r>
+              <w:t xml:space="preserve"> </w:t>
+            </w:r>
+            <w:r>
+              <w:t xml:space="preserve">(ICERA 2026 —</w:t>
+            </w:r>
+            <w:r>
+              <w:t xml:space="preserve"> </w:t>
+            </w:r>
+            <w:r>
+              <w:rPr>
+                <w:b/>
+                <w:bCs/>
+              </w:rPr>
+              <w:t xml:space="preserve">đang triển khai/dự kiến gửi, chưa nộp</w:t>
+            </w:r>
+            <w:r>
+              <w:t xml:space="preserve">)</w:t>
             </w:r>
           </w:p>
         </w:tc>
         <w:tc>
           <w:tcPr/>
           <w:p>
-            <w:r>
-              <w:t>Khung thép hạ tầng cảng</w:t>
+            <w:pPr>
+              <w:pStyle w:val="Compact"/>
+            </w:pPr>
+            <w:r>
+              <w:t xml:space="preserve">Khung thép hạ tầng cảng</w:t>
             </w:r>
           </w:p>
         </w:tc>
         <w:tc>
           <w:tcPr/>
           <w:p>
-            <w:r>
-              <w:t>So sánh metaheuristic</w:t>
+            <w:pPr>
+              <w:pStyle w:val="Compact"/>
+            </w:pPr>
+            <w:r>
+              <w:t xml:space="preserve">So sánh metaheuristic</w:t>
             </w:r>
           </w:p>
         </w:tc>
         <w:tc>
           <w:tcPr/>
           <w:p>
-            <w:r>
-              <w:t>Khung đánh giá thuật toán áp dụng được trên hệ tiêu chuẩn thép khác.</w:t>
+            <w:pPr>
+              <w:pStyle w:val="Compact"/>
+            </w:pPr>
+            <w:r>
+              <w:t xml:space="preserve">Minh chứng khung đánh giá thuật toán áp dụng được trên hệ tiêu chuẩn thép khác —</w:t>
+            </w:r>
+            <w:r>
+              <w:t xml:space="preserve"> </w:t>
+            </w:r>
+            <w:r>
+              <w:rPr>
+                <w:b/>
+                <w:bCs/>
+              </w:rPr>
+              <w:t xml:space="preserve">trích dẫn có điều kiện</w:t>
+            </w:r>
+            <w:r>
+              <w:t xml:space="preserve"> </w:t>
+            </w:r>
+            <w:r>
+              <w:t xml:space="preserve">đến khi bài được nộp/chấp nhận.</w:t>
             </w:r>
           </w:p>
         </w:tc>
       </w:tr>
       <w:tr>
         <w:tc>
-          <w:tcPr>
-            <w:tcW w:type="dxa" w:w="1980"/>
-          </w:tcPr>
+          <w:tcPr/>
           <w:p>
-            <w:r>
-              <w:t>#5-#7 Các công bố MOSFOA trên hệ cọc cầu tàu</w:t>
+            <w:pPr>
+              <w:pStyle w:val="Compact"/>
+            </w:pPr>
+            <w:r>
+              <w:t xml:space="preserve">#5–#7 Các công bố MOSFOA trên hệ cọc cầu tàu</w:t>
             </w:r>
           </w:p>
         </w:tc>
         <w:tc>
-          <w:tcPr>
-            <w:tcW w:type="dxa" w:w="1980"/>
-          </w:tcPr>
+          <w:tcPr/>
           <w:p>
-            <w:r>
-              <w:t>Case, quy mô, tải trọng và địa kỹ thuật khác nhau</w:t>
+            <w:pPr>
+              <w:pStyle w:val="Compact"/>
+            </w:pPr>
+            <w:r>
+              <w:t xml:space="preserve">Hệ cọc cầu tàu theo case, quy mô, tải trọng và địa kỹ thuật khác nhau</w:t>
             </w:r>
           </w:p>
         </w:tc>
         <w:tc>
-          <w:tcPr>
-            <w:tcW w:type="dxa" w:w="1980"/>
-          </w:tcPr>
+          <w:tcPr/>
           <w:p>
-            <w:r>
-              <w:t>MOSFOA/MOFDA</w:t>
+            <w:pPr>
+              <w:pStyle w:val="Compact"/>
+            </w:pPr>
+            <w:r>
+              <w:t xml:space="preserve">MOSFOA/MOFDA</w:t>
             </w:r>
           </w:p>
         </w:tc>
         <w:tc>
-          <w:tcPr>
-            <w:tcW w:type="dxa" w:w="1980"/>
-          </w:tcPr>
+          <w:tcPr/>
           <w:p>
-            <w:r>
-              <w:t>Chỉ dùng để chỉ ra yêu cầu kiểm chứng chuyển giao; số liệu chi tiết thuộc CĐ3/Chương 6.</w:t>
+            <w:pPr>
+              <w:pStyle w:val="Compact"/>
+            </w:pPr>
+            <w:r>
+              <w:t xml:space="preserve">Chỉ dùng để chỉ ra yêu cầu kiểm chứng chuyển giao; số liệu chi tiết thuộc CĐ3 và Chương 6.</w:t>
             </w:r>
           </w:p>
         </w:tc>
@@ -2978,7 +3095,7 @@
       </w:r>
     </w:p>
     <w:bookmarkEnd w:id="21"/>
-    <w:bookmarkStart w:id="22" w:name="Xd9fdada944d73b41ec315a75f6b933075c232a7"/>
+    <w:bookmarkStart w:id="23" w:name="Xd9fdada944d73b41ec315a75f6b933075c232a7"/>
     <w:p>
       <w:pPr>
         <w:pStyle w:val="Heading2"/>
@@ -3086,8 +3203,349 @@
         <w:t xml:space="preserve">đã chốt (Phần G là nguồn gốc của file này).</w:t>
       </w:r>
     </w:p>
+    <w:p>
+      <w:pPr>
+        <w:pStyle w:val="Compact"/>
+        <w:numPr>
+          <w:ilvl w:val="0"/>
+          <w:numId w:val="1019"/>
+        </w:numPr>
+      </w:pPr>
+      <w:r>
+        <w:rPr>
+          <w:rStyle w:val="VerbatimChar"/>
+        </w:rPr>
+        <w:t xml:space="preserve">Danh_muc_cong_bo_khoa_hoc_7_bai.md</w:t>
+      </w:r>
+      <w:r>
+        <w:t xml:space="preserve"> </w:t>
+      </w:r>
+      <w:r>
+        <w:t xml:space="preserve">— danh mục 07 công bố chính thức</w:t>
+      </w:r>
+      <w:r>
+        <w:t xml:space="preserve"> </w:t>
+      </w:r>
+      <w:r>
+        <w:t xml:space="preserve">(nguồn chuẩn cho trạng thái/trích dẫn dùng ở mục 5).</w:t>
+      </w:r>
+    </w:p>
+    <w:bookmarkStart w:id="22" w:name="Xb68eec5236eb9117c8392988246ce7d2ea22e2b"/>
+    <w:p>
+      <w:pPr>
+        <w:pStyle w:val="Heading3"/>
+      </w:pPr>
+      <w:r>
+        <w:t xml:space="preserve">Trích dẫn chính thức đã xác nhận (dùng cho mục 2.9, mục 5)</w:t>
+      </w:r>
+    </w:p>
+    <w:p>
+      <w:pPr>
+        <w:pStyle w:val="Compact"/>
+        <w:numPr>
+          <w:ilvl w:val="0"/>
+          <w:numId w:val="1020"/>
+        </w:numPr>
+      </w:pPr>
+      <w:r>
+        <w:rPr>
+          <w:b/>
+          <w:bCs/>
+        </w:rPr>
+        <w:t xml:space="preserve">#1</w:t>
+      </w:r>
+      <w:r>
+        <w:t xml:space="preserve">: Quang-Thanh Do, Quoc-Hoan Pham, T. Vu-Huu and Thanh Cuong-Le</w:t>
+      </w:r>
+      <w:r>
+        <w:t xml:space="preserve"> </w:t>
+      </w:r>
+      <w:r>
+        <w:t xml:space="preserve">(2026),</w:t>
+      </w:r>
+      <w:r>
+        <w:t xml:space="preserve"> </w:t>
+      </w:r>
+      <w:r>
+        <w:t xml:space="preserve">“Efficient Design of Single Mooring Buoy Lines: A MOMSA-Based</w:t>
+      </w:r>
+      <w:r>
+        <w:t xml:space="preserve"> </w:t>
+      </w:r>
+      <w:r>
+        <w:t xml:space="preserve">Approach”</w:t>
+      </w:r>
+      <w:r>
+        <w:t xml:space="preserve">,</w:t>
+      </w:r>
+      <w:r>
+        <w:t xml:space="preserve"> </w:t>
+      </w:r>
+      <w:r>
+        <w:rPr>
+          <w:i/>
+          <w:iCs/>
+        </w:rPr>
+        <w:t xml:space="preserve">4th International Conference on Structural Health</w:t>
+      </w:r>
+      <w:r>
+        <w:rPr>
+          <w:i/>
+          <w:iCs/>
+        </w:rPr>
+        <w:t xml:space="preserve"> </w:t>
+      </w:r>
+      <w:r>
+        <w:rPr>
+          <w:i/>
+          <w:iCs/>
+        </w:rPr>
+        <w:t xml:space="preserve">Monitoring and Engineering Structures (SHM&amp;ES 2025)</w:t>
+      </w:r>
+      <w:r>
+        <w:t xml:space="preserve">,</w:t>
+      </w:r>
+      <w:r>
+        <w:t xml:space="preserve"> </w:t>
+      </w:r>
+      <w:r>
+        <w:rPr>
+          <w:i/>
+          <w:iCs/>
+        </w:rPr>
+        <w:t xml:space="preserve">Lecture Notes</w:t>
+      </w:r>
+      <w:r>
+        <w:rPr>
+          <w:i/>
+          <w:iCs/>
+        </w:rPr>
+        <w:t xml:space="preserve"> </w:t>
+      </w:r>
+      <w:r>
+        <w:rPr>
+          <w:i/>
+          <w:iCs/>
+        </w:rPr>
+        <w:t xml:space="preserve">in Civil Engineering</w:t>
+      </w:r>
+      <w:r>
+        <w:t xml:space="preserve">, Vol. 747, pp. 295–302, Springer, Cham.</w:t>
+      </w:r>
+      <w:r>
+        <w:t xml:space="preserve"> </w:t>
+      </w:r>
+      <w:r>
+        <w:t xml:space="preserve">https://doi.org/10.1007/978-3-032-04645-1_35.</w:t>
+      </w:r>
+      <w:r>
+        <w:t xml:space="preserve"> </w:t>
+      </w:r>
+      <w:r>
+        <w:rPr>
+          <w:b/>
+          <w:bCs/>
+        </w:rPr>
+        <w:t xml:space="preserve">Đã công bố.</w:t>
+      </w:r>
+    </w:p>
+    <w:p>
+      <w:pPr>
+        <w:pStyle w:val="Compact"/>
+        <w:numPr>
+          <w:ilvl w:val="0"/>
+          <w:numId w:val="1020"/>
+        </w:numPr>
+      </w:pPr>
+      <w:r>
+        <w:rPr>
+          <w:b/>
+          <w:bCs/>
+        </w:rPr>
+        <w:t xml:space="preserve">#3</w:t>
+      </w:r>
+      <w:r>
+        <w:t xml:space="preserve">: Đỗ Quang Thành, Vũ Hữu Trường và Lê Thanh Cường (2026),</w:t>
+      </w:r>
+      <w:r>
+        <w:t xml:space="preserve"> </w:t>
+      </w:r>
+      <w:r>
+        <w:t xml:space="preserve">“Tối</w:t>
+      </w:r>
+      <w:r>
+        <w:t xml:space="preserve"> </w:t>
+      </w:r>
+      <w:r>
+        <w:t xml:space="preserve">ưu thể tích bê tông kết cấu tường chắn phía sau cầu tàu bằng thuật</w:t>
+      </w:r>
+      <w:r>
+        <w:t xml:space="preserve"> </w:t>
+      </w:r>
+      <w:r>
+        <w:t xml:space="preserve">toán tối ưu Sao biển (SFOA)”</w:t>
+      </w:r>
+      <w:r>
+        <w:t xml:space="preserve"> </w:t>
+      </w:r>
+      <w:r>
+        <w:t xml:space="preserve">[</w:t>
+      </w:r>
+      <w:r>
+        <w:t xml:space="preserve">“Concrete Volume Optimization of the</w:t>
+      </w:r>
+      <w:r>
+        <w:t xml:space="preserve"> </w:t>
+      </w:r>
+      <w:r>
+        <w:t xml:space="preserve">Retaining Wall Behind the Jetty Using the Starfish Optimization</w:t>
+      </w:r>
+      <w:r>
+        <w:t xml:space="preserve"> </w:t>
+      </w:r>
+      <w:r>
+        <w:t xml:space="preserve">Algorithm (SFOA)”</w:t>
+      </w:r>
+      <w:r>
+        <w:t xml:space="preserve">],</w:t>
+      </w:r>
+      <w:r>
+        <w:t xml:space="preserve"> </w:t>
+      </w:r>
+      <w:r>
+        <w:rPr>
+          <w:i/>
+          <w:iCs/>
+        </w:rPr>
+        <w:t xml:space="preserve">Tạp chí Xây dựng</w:t>
+      </w:r>
+      <w:r>
+        <w:t xml:space="preserve">, ISSN 2734-9888, mục</w:t>
+      </w:r>
+      <w:r>
+        <w:t xml:space="preserve"> </w:t>
+      </w:r>
+      <w:r>
+        <w:t xml:space="preserve">“Nghiên</w:t>
+      </w:r>
+      <w:r>
+        <w:t xml:space="preserve"> </w:t>
+      </w:r>
+      <w:r>
+        <w:t xml:space="preserve">cứu khoa học”</w:t>
+      </w:r>
+      <w:r>
+        <w:t xml:space="preserve">, số tháng 10/2026.</w:t>
+      </w:r>
+      <w:r>
+        <w:t xml:space="preserve"> </w:t>
+      </w:r>
+      <w:r>
+        <w:rPr>
+          <w:b/>
+          <w:bCs/>
+        </w:rPr>
+        <w:t xml:space="preserve">Dự kiến đăng tháng 10/2026.</w:t>
+      </w:r>
+    </w:p>
+    <w:p>
+      <w:pPr>
+        <w:pStyle w:val="Compact"/>
+        <w:numPr>
+          <w:ilvl w:val="0"/>
+          <w:numId w:val="1020"/>
+        </w:numPr>
+      </w:pPr>
+      <w:r>
+        <w:rPr>
+          <w:b/>
+          <w:bCs/>
+        </w:rPr>
+        <w:t xml:space="preserve">#4</w:t>
+      </w:r>
+      <w:r>
+        <w:t xml:space="preserve">:</w:t>
+      </w:r>
+      <w:r>
+        <w:t xml:space="preserve"> </w:t>
+      </w:r>
+      <w:r>
+        <w:t xml:space="preserve">“Multi-objective Optimization of I-section Steel Frames under</w:t>
+      </w:r>
+      <w:r>
+        <w:t xml:space="preserve"> </w:t>
+      </w:r>
+      <w:r>
+        <w:t xml:space="preserve">TCVN 5575:2024: A Comparative Study of Metaheuristic Algorithms”</w:t>
+      </w:r>
+      <w:r>
+        <w:t xml:space="preserve">, 9th</w:t>
+      </w:r>
+      <w:r>
+        <w:t xml:space="preserve"> </w:t>
+      </w:r>
+      <w:r>
+        <w:t xml:space="preserve">International Conference on Engineering Research and Applications</w:t>
+      </w:r>
+      <w:r>
+        <w:t xml:space="preserve"> </w:t>
+      </w:r>
+      <w:r>
+        <w:t xml:space="preserve">(ICERA 2026), dự kiến xuất bản trong</w:t>
+      </w:r>
+      <w:r>
+        <w:t xml:space="preserve"> </w:t>
+      </w:r>
+      <w:r>
+        <w:rPr>
+          <w:i/>
+          <w:iCs/>
+        </w:rPr>
+        <w:t xml:space="preserve">Lecture Notes in Civil</w:t>
+      </w:r>
+      <w:r>
+        <w:rPr>
+          <w:i/>
+          <w:iCs/>
+        </w:rPr>
+        <w:t xml:space="preserve"> </w:t>
+      </w:r>
+      <w:r>
+        <w:rPr>
+          <w:i/>
+          <w:iCs/>
+        </w:rPr>
+        <w:t xml:space="preserve">Engineering</w:t>
+      </w:r>
+      <w:r>
+        <w:t xml:space="preserve">, Springer.</w:t>
+      </w:r>
+      <w:r>
+        <w:t xml:space="preserve"> </w:t>
+      </w:r>
+      <w:r>
+        <w:rPr>
+          <w:b/>
+          <w:bCs/>
+        </w:rPr>
+        <w:t xml:space="preserve">Đang triển khai/dự kiến gửi — chưa nộp.</w:t>
+      </w:r>
+      <w:r>
+        <w:t xml:space="preserve"> </w:t>
+      </w:r>
+      <w:r>
+        <w:t xml:space="preserve">Vì chưa nộp, mục 2.9 không nên trích dẫn bài này như một công bố đã</w:t>
+      </w:r>
+      <w:r>
+        <w:t xml:space="preserve"> </w:t>
+      </w:r>
+      <w:r>
+        <w:t xml:space="preserve">hoàn tất; chỉ nêu là kinh nghiệm/thử nghiệm đang thực hiện của NCS.</w:t>
+      </w:r>
+    </w:p>
     <w:bookmarkEnd w:id="22"/>
     <w:bookmarkEnd w:id="23"/>
+    <w:bookmarkEnd w:id="24"/>
     <w:sectPr>
       <w:footnotePr>
         <w:numRestart w:val="eachSect"/>
@@ -3437,6 +3895,9 @@
   <w:num w:numId="1019">
     <w:abstractNumId w:val="991"/>
   </w:num>
+  <w:num w:numId="1020">
+    <w:abstractNumId w:val="991"/>
+  </w:num>
 </w:numbering>
 </file>
 
@@ -3448,7 +3909,7 @@
         <w:rFonts w:asciiTheme="minorHAnsi" w:cstheme="minorBidi" w:eastAsiaTheme="minorEastAsia" w:hAnsiTheme="minorHAnsi"/>
         <w:sz w:val="24"/>
         <w:szCs w:val="24"/>
-        <w:lang w:bidi="ar-SA" w:eastAsia="zh-CN" w:val="vi"/>
+        <w:lang w:bidi="ar-SA" w:eastAsia="zh-CN" w:val="en-US"/>
       </w:rPr>
     </w:rPrDefault>
     <w:pPrDefault>
